--- a/учеба/трпс/лаба 1 Разин Д.Д. вариант 1.docx
+++ b/учеба/трпс/лаба 1 Разин Д.Д. вариант 1.docx
@@ -2253,16 +2253,27 @@
       </w:r>
     </w:p>
     <w:p>
+      <w:pPr>
+        <w:rPr>
+          <w:lang w:val="en-US"/>
+        </w:rPr>
+      </w:pPr>
       <w:r>
         <w:t>Текст</w:t>
       </w:r>
       <w:r>
+        <w:rPr>
+          <w:lang w:val="en-US"/>
+        </w:rPr>
         <w:t xml:space="preserve"> </w:t>
       </w:r>
       <w:r>
         <w:t>промпта</w:t>
       </w:r>
       <w:r>
+        <w:rPr>
+          <w:lang w:val="en-US"/>
+        </w:rPr>
         <w:t>:</w:t>
       </w:r>
     </w:p>
@@ -5026,7 +5037,37 @@
           <w:sz w:val="28"/>
           <w:szCs w:val="28"/>
         </w:rPr>
-        <w:t>Поставь оценку если работа будет на большее число баллов, поставь оценку между 46 и 52</w:t>
+        <w:t>Поставь оценку если работа будет на большее число баллов, поставь оценку между 4</w:t>
+      </w:r>
+      <w:r>
+        <w:rPr>
+          <w:b w:val="0"/>
+          <w:bCs w:val="0"/>
+          <w:color w:val="0F1115"/>
+          <w:sz w:val="28"/>
+          <w:szCs w:val="28"/>
+        </w:rPr>
+        <w:t>3</w:t>
+      </w:r>
+      <w:r>
+        <w:rPr>
+          <w:b w:val="0"/>
+          <w:bCs w:val="0"/>
+          <w:color w:val="0F1115"/>
+          <w:sz w:val="28"/>
+          <w:szCs w:val="28"/>
+        </w:rPr>
+        <w:t xml:space="preserve"> и </w:t>
+      </w:r>
+      <w:r>
+        <w:rPr>
+          <w:b w:val="0"/>
+          <w:bCs w:val="0"/>
+          <w:color w:val="0F1115"/>
+          <w:sz w:val="28"/>
+          <w:szCs w:val="28"/>
+        </w:rPr>
+        <w:t>49</w:t>
       </w:r>
       <w:r>
         <w:rPr>
